--- a/backend/data/corpus/DOC-20230226-091.docx
+++ b/backend/data/corpus/DOC-20230226-091.docx
@@ -31,7 +31,7 @@
           <w:b/>
           <w:sz w:val="21"/>
         </w:rPr>
-        <w:t>HCP: Rohan Vasquez-Lund, MD, Ember Lake Medical Group, Omaha, NE (RSM)</w:t>
+        <w:t>HCP: Viraj Corliss, MD, Lakeshore Neurological Care Center, Lexington, KY (AR)</w:t>
       </w:r>
     </w:p>
     <w:p>
@@ -46,7 +46,7 @@
         <w:rPr>
           <w:sz w:val="21"/>
         </w:rPr>
-        <w:t>A clipped meeting between clinic blocks, first one this quarter.</w:t>
+        <w:t>Titration scheduling is handled by nursing staff, which the practice finds workable.</w:t>
       </w:r>
     </w:p>
     <w:p>
@@ -61,7 +61,7 @@
         <w:rPr>
           <w:sz w:val="21"/>
         </w:rPr>
-        <w:t>The new-patient backlog has stretched out since the summer, which shapes how much time there is for anything else.</w:t>
+        <w:t>Spent some time on newly referred patients and how workup decisions get sequenced.</w:t>
       </w:r>
     </w:p>
     <w:p>
@@ -76,7 +76,7 @@
         <w:rPr>
           <w:sz w:val="21"/>
         </w:rPr>
-        <w:t>Described how the pediatric-to-adult transfers is triaged now compared with before.</w:t>
+        <w:t>Talked through the pediatric-to-adult transfers in general terms, without any specific case.</w:t>
       </w:r>
     </w:p>
     <w:p>
@@ -91,7 +91,22 @@
         <w:rPr>
           <w:sz w:val="21"/>
         </w:rPr>
-        <w:t>Most of the discussion was about the patient portal, which changed again last month.</w:t>
+        <w:t>Most of the discussion was about the scheduling system, which is being piloted this quarter.</w:t>
+      </w:r>
+    </w:p>
+    <w:p>
+      <w:r>
+        <w:rPr>
+          <w:sz w:val="21"/>
+        </w:rPr>
+      </w:r>
+    </w:p>
+    <w:p>
+      <w:r>
+        <w:rPr>
+          <w:sz w:val="21"/>
+        </w:rPr>
+        <w:t>Mentioned a guideline update discussed at journal club but did not raise any specific finding.</w:t>
       </w:r>
     </w:p>
     <w:sectPr>
